--- a/business/bids/ETABLIX-chic-resubmission.docx
+++ b/business/bids/ETABLIX-chic-resubmission.docx
@@ -1004,7 +1004,7 @@
           <w:sz w:val="20"/>
           <w:szCs w:val="20"/>
         </w:rPr>
-        <w:t xml:space="preserve">, not as your scope. An assessor who reads it as the value of what you held and then discovers otherwise discounts the rest of the page. And confirm the 309 bedrooms and the 36 months against the project record before it goes: both are your own figures, but they came from describing the scheme rather than from a document.</w:t>
+        <w:t xml:space="preserve">, not as your scope. An assessor who reads it as the value of what you held and then discovers otherwise discounts the rest of the page. The 309 bedrooms and the 36 months are different: both are confirmed against the project record and both are yours, so state them flatly. They are the two numbers that let a reader picture the village, and a hedge in front of them would cost you more than it protects.</w:t>
       </w:r>
     </w:p>
     <w:p>
